--- a/Volume 1/Chapter 07 - Networking Basics/SPA_Vol1_Ch7_Lesson7_2_Hostnames.docx
+++ b/Volume 1/Chapter 07 - Networking Basics/SPA_Vol1_Ch7_Lesson7_2_Hostnames.docx
@@ -1193,7 +1193,7 @@
         <w:keepNext/>
       </w:pPr>
       <w:r>
-        <w:t>Save each source and supporting file from this lesson into the matching path in the project layout. As in Chapter 1, notepad .\c\basic_hostnames.c creates and opens one: choose Yes, type the file, save it with Ctrl+S, and close Notepad. Then install the TypeScript compiler for this project.</w:t>
+        <w:t>Next, let dotnet create the Basic C# project, as in Chapter 1. Remember, -o names the project folder; the starter Program.cs is replaced by this lesson's code in the C# section.</w:t>
       </w:r>
     </w:p>
     <w:p>
@@ -1206,6 +1206,162 @@
         <w:pStyle w:val="CommandBlock"/>
       </w:pPr>
       <w:r>
+        <w:t>dotnet new console -o .\csharp\BasicHostnames</w:t>
+      </w:r>
+    </w:p>
+    <w:p>
+      <w:pPr>
+        <w:keepNext/>
+      </w:pPr>
+    </w:p>
+    <w:p>
+      <w:r>
+        <w:t>BasicHostnames.csproj needs two lines the template does not write: it is Lesson 7.1's project file plus two Compile items, which compile the Hostnames folder's AddressTable.cs and HostNames.cs into the Basic program. So type it over the one dotnet new made. notepad .\csharp\BasicHostnames\BasicHostnames.csproj opens the file: press Ctrl+A, type the file below in place of its lines, save it with Ctrl+S, and close Notepad.</w:t>
+      </w:r>
+    </w:p>
+    <w:p>
+      <w:pPr>
+        <w:keepNext/>
+      </w:pPr>
+    </w:p>
+    <w:p>
+      <w:pPr>
+        <w:pStyle w:val="Heading3"/>
+      </w:pPr>
+      <w:r>
+        <w:t>csharp/BasicHostnames/BasicHostnames.csproj</w:t>
+      </w:r>
+    </w:p>
+    <w:p>
+      <w:pPr>
+        <w:pStyle w:val="SourceCode"/>
+        <w:keepNext/>
+      </w:pPr>
+      <w:r>
+        <w:t>&lt;Project Sdk="Microsoft.NET.Sdk"&gt;</w:t>
+      </w:r>
+    </w:p>
+    <w:p>
+      <w:pPr>
+        <w:pStyle w:val="SourceCode"/>
+        <w:keepNext/>
+      </w:pPr>
+      <w:r>
+        <w:t xml:space="preserve">  &lt;PropertyGroup&gt;</w:t>
+      </w:r>
+    </w:p>
+    <w:p>
+      <w:pPr>
+        <w:pStyle w:val="SourceCode"/>
+        <w:keepNext/>
+      </w:pPr>
+      <w:r>
+        <w:t xml:space="preserve">    &lt;OutputType&gt;Exe&lt;/OutputType&gt;</w:t>
+      </w:r>
+    </w:p>
+    <w:p>
+      <w:pPr>
+        <w:pStyle w:val="SourceCode"/>
+        <w:keepNext/>
+      </w:pPr>
+      <w:r>
+        <w:t xml:space="preserve">    &lt;TargetFramework&gt;net10.0&lt;/TargetFramework&gt;</w:t>
+      </w:r>
+    </w:p>
+    <w:p>
+      <w:pPr>
+        <w:pStyle w:val="SourceCode"/>
+        <w:keepNext/>
+      </w:pPr>
+      <w:r>
+        <w:t xml:space="preserve">    &lt;ImplicitUsings&gt;enable&lt;/ImplicitUsings&gt;</w:t>
+      </w:r>
+    </w:p>
+    <w:p>
+      <w:pPr>
+        <w:pStyle w:val="SourceCode"/>
+        <w:keepNext/>
+      </w:pPr>
+      <w:r>
+        <w:t xml:space="preserve">    &lt;Nullable&gt;enable&lt;/Nullable&gt;</w:t>
+      </w:r>
+    </w:p>
+    <w:p>
+      <w:pPr>
+        <w:pStyle w:val="SourceCode"/>
+        <w:keepNext/>
+      </w:pPr>
+      <w:r>
+        <w:t xml:space="preserve">  &lt;/PropertyGroup&gt;</w:t>
+      </w:r>
+    </w:p>
+    <w:p>
+      <w:pPr>
+        <w:pStyle w:val="SourceCode"/>
+        <w:keepNext/>
+      </w:pPr>
+      <w:r>
+        <w:t xml:space="preserve">  &lt;ItemGroup&gt;</w:t>
+      </w:r>
+    </w:p>
+    <w:p>
+      <w:pPr>
+        <w:pStyle w:val="SourceCode"/>
+        <w:keepNext/>
+      </w:pPr>
+      <w:r>
+        <w:t xml:space="preserve">    &lt;Compile Include="..\Hostnames\AddressTable.cs" /&gt;</w:t>
+      </w:r>
+    </w:p>
+    <w:p>
+      <w:pPr>
+        <w:pStyle w:val="SourceCode"/>
+        <w:keepNext/>
+      </w:pPr>
+      <w:r>
+        <w:t xml:space="preserve">    &lt;Compile Include="..\Hostnames\HostNames.cs" /&gt;</w:t>
+      </w:r>
+    </w:p>
+    <w:p>
+      <w:pPr>
+        <w:pStyle w:val="SourceCode"/>
+        <w:keepNext/>
+      </w:pPr>
+      <w:r>
+        <w:t xml:space="preserve">  &lt;/ItemGroup&gt;</w:t>
+      </w:r>
+    </w:p>
+    <w:p>
+      <w:pPr>
+        <w:pStyle w:val="SourceCode"/>
+      </w:pPr>
+      <w:r>
+        <w:t>&lt;/Project&gt;</w:t>
+      </w:r>
+    </w:p>
+    <w:p>
+      <w:pPr>
+        <w:keepNext/>
+      </w:pPr>
+    </w:p>
+    <w:p>
+      <w:pPr>
+        <w:keepNext/>
+      </w:pPr>
+      <w:r>
+        <w:t>Then install the TypeScript compiler for this project.</w:t>
+      </w:r>
+    </w:p>
+    <w:p>
+      <w:pPr>
+        <w:keepNext/>
+      </w:pPr>
+    </w:p>
+    <w:p>
+      <w:pPr>
+        <w:pStyle w:val="CommandBlock"/>
+      </w:pPr>
+      <w:r>
         <w:t>npm --prefix .\typescript install --ignore-scripts --no-audit --no-fund</w:t>
       </w:r>
     </w:p>
@@ -1215,6 +1371,16 @@
       </w:pPr>
     </w:p>
     <w:p>
+      <w:r>
+        <w:t>You save each source file in its language's section below, as each is shown. As in Chapter 1, notepad .\c\basic_hostnames.c creates and opens one: choose Yes, type the file, save it with Ctrl+S, and close Notepad.</w:t>
+      </w:r>
+    </w:p>
+    <w:p>
+      <w:pPr>
+        <w:keepNext/>
+      </w:pPr>
+    </w:p>
+    <w:p>
       <w:pPr>
         <w:keepNext/>
       </w:pPr>
@@ -1365,7 +1531,7 @@
         <w:keepNext/>
       </w:pPr>
       <w:r>
-        <w:t>Save each source and supporting file from this lesson into the matching path in the project layout. As in Chapter 1, nano ./c/basic_hostnames.c creates and opens one: type the file, then save and close it with Ctrl+O, Enter, then Ctrl+X. Then install the TypeScript compiler for this project.</w:t>
+        <w:t>Then create the Basic C# project with the same command as on Windows, and type csharp/BasicHostnames/BasicHostnames.csproj exactly as shown in the Windows setup, over the file dotnet new wrote.</w:t>
       </w:r>
     </w:p>
     <w:p>
@@ -1378,6 +1544,32 @@
         <w:pStyle w:val="CommandBlock"/>
       </w:pPr>
       <w:r>
+        <w:t>dotnet new console -o ./csharp/BasicHostnames</w:t>
+      </w:r>
+    </w:p>
+    <w:p>
+      <w:pPr>
+        <w:keepNext/>
+      </w:pPr>
+    </w:p>
+    <w:p>
+      <w:pPr>
+        <w:keepNext/>
+      </w:pPr>
+      <w:r>
+        <w:t>Then install the TypeScript compiler for this project.</w:t>
+      </w:r>
+    </w:p>
+    <w:p>
+      <w:pPr>
+        <w:keepNext/>
+      </w:pPr>
+    </w:p>
+    <w:p>
+      <w:pPr>
+        <w:pStyle w:val="CommandBlock"/>
+      </w:pPr>
+      <w:r>
         <w:t>npm --prefix ./typescript install --ignore-scripts --no-audit --no-fund</w:t>
       </w:r>
     </w:p>
@@ -1387,6 +1579,16 @@
       </w:pPr>
     </w:p>
     <w:p>
+      <w:r>
+        <w:t>You save each source file in its language's section below, as each is shown. As in Chapter 1, nano ./c/basic_hostnames.c creates and opens one: type the file, then save and close it with Ctrl+O, Enter, then Ctrl+X.</w:t>
+      </w:r>
+    </w:p>
+    <w:p>
+      <w:pPr>
+        <w:keepNext/>
+      </w:pPr>
+    </w:p>
+    <w:p>
       <w:pPr>
         <w:keepNext/>
       </w:pPr>
@@ -9314,7 +9516,7 @@
     </w:p>
     <w:p>
       <w:r>
-        <w:t>C# compiles every .cs file in a project's folder together, so the Hostnames project's AddressTable.cs and HostNames.cs need no import line (Lesson 2.10). The BasicHostnames project lives in its own folder, so its .csproj names those two files with Compile items, as Lesson 6.5's Basic server did; it is printed in Supporting Files. The two modules are static classes: AddressTable.ClassifyAddress and HostNames.IsValidHostname.</w:t>
+        <w:t>C# compiles every .cs file in a project's folder together, so the Hostnames project's AddressTable.cs and HostNames.cs need no import line (Lesson 2.10). The BasicHostnames project lives in its own folder, so its .csproj names those two files with Compile items, as Lesson 6.5's Basic server did; you type it in Project Setup. The two modules are static classes: AddressTable.ClassifyAddress and HostNames.IsValidHostname.</w:t>
       </w:r>
     </w:p>
     <w:p>
@@ -21962,132 +22164,7 @@
     </w:p>
     <w:p>
       <w:r>
-        <w:t>Only BasicHostnames.csproj is new: it is Lesson 7.1's project file plus two Compile items, which compile the Hostnames folder's AddressTable.cs and HostNames.cs into the Basic program. Hostnames.csproj, go.mod, package.json, and tsconfig.json are copied from lesson-7.1 in the Copy Setup; remember, they target net10.0, name the Go module example.com/hostnames after the -replace line, and pin the TypeScript compiler, 7.0.2.</w:t>
-      </w:r>
-    </w:p>
-    <w:p>
-      <w:pPr>
-        <w:keepNext/>
-      </w:pPr>
-    </w:p>
-    <w:p>
-      <w:pPr>
-        <w:keepNext/>
-      </w:pPr>
-    </w:p>
-    <w:p>
-      <w:pPr>
-        <w:pStyle w:val="Heading2"/>
-      </w:pPr>
-      <w:r>
-        <w:t>csharp/BasicHostnames/BasicHostnames.csproj</w:t>
-      </w:r>
-    </w:p>
-    <w:p>
-      <w:pPr>
-        <w:pStyle w:val="SourceCode"/>
-        <w:keepNext/>
-      </w:pPr>
-      <w:r>
-        <w:t>&lt;Project Sdk="Microsoft.NET.Sdk"&gt;</w:t>
-      </w:r>
-    </w:p>
-    <w:p>
-      <w:pPr>
-        <w:pStyle w:val="SourceCode"/>
-        <w:keepNext/>
-      </w:pPr>
-      <w:r>
-        <w:t xml:space="preserve">  &lt;PropertyGroup&gt;</w:t>
-      </w:r>
-    </w:p>
-    <w:p>
-      <w:pPr>
-        <w:pStyle w:val="SourceCode"/>
-        <w:keepNext/>
-      </w:pPr>
-      <w:r>
-        <w:t xml:space="preserve">    &lt;OutputType&gt;Exe&lt;/OutputType&gt;</w:t>
-      </w:r>
-    </w:p>
-    <w:p>
-      <w:pPr>
-        <w:pStyle w:val="SourceCode"/>
-        <w:keepNext/>
-      </w:pPr>
-      <w:r>
-        <w:t xml:space="preserve">    &lt;TargetFramework&gt;net10.0&lt;/TargetFramework&gt;</w:t>
-      </w:r>
-    </w:p>
-    <w:p>
-      <w:pPr>
-        <w:pStyle w:val="SourceCode"/>
-        <w:keepNext/>
-      </w:pPr>
-      <w:r>
-        <w:t xml:space="preserve">    &lt;ImplicitUsings&gt;enable&lt;/ImplicitUsings&gt;</w:t>
-      </w:r>
-    </w:p>
-    <w:p>
-      <w:pPr>
-        <w:pStyle w:val="SourceCode"/>
-        <w:keepNext/>
-      </w:pPr>
-      <w:r>
-        <w:t xml:space="preserve">    &lt;Nullable&gt;enable&lt;/Nullable&gt;</w:t>
-      </w:r>
-    </w:p>
-    <w:p>
-      <w:pPr>
-        <w:pStyle w:val="SourceCode"/>
-        <w:keepNext/>
-      </w:pPr>
-      <w:r>
-        <w:t xml:space="preserve">  &lt;/PropertyGroup&gt;</w:t>
-      </w:r>
-    </w:p>
-    <w:p>
-      <w:pPr>
-        <w:pStyle w:val="SourceCode"/>
-        <w:keepNext/>
-      </w:pPr>
-      <w:r>
-        <w:t xml:space="preserve">  &lt;ItemGroup&gt;</w:t>
-      </w:r>
-    </w:p>
-    <w:p>
-      <w:pPr>
-        <w:pStyle w:val="SourceCode"/>
-        <w:keepNext/>
-      </w:pPr>
-      <w:r>
-        <w:t xml:space="preserve">    &lt;Compile Include="..\Hostnames\AddressTable.cs" /&gt;</w:t>
-      </w:r>
-    </w:p>
-    <w:p>
-      <w:pPr>
-        <w:pStyle w:val="SourceCode"/>
-        <w:keepNext/>
-      </w:pPr>
-      <w:r>
-        <w:t xml:space="preserve">    &lt;Compile Include="..\Hostnames\HostNames.cs" /&gt;</w:t>
-      </w:r>
-    </w:p>
-    <w:p>
-      <w:pPr>
-        <w:pStyle w:val="SourceCode"/>
-        <w:keepNext/>
-      </w:pPr>
-      <w:r>
-        <w:t xml:space="preserve">  &lt;/ItemGroup&gt;</w:t>
-      </w:r>
-    </w:p>
-    <w:p>
-      <w:pPr>
-        <w:pStyle w:val="SourceCode"/>
-      </w:pPr>
-      <w:r>
-        <w:t>&lt;/Project&gt;</w:t>
+        <w:t>Only BasicHostnames.csproj is new, and you typed it over dotnet new's in Project Setup: it is Lesson 7.1's project file plus two Compile items, which compile the Hostnames folder's AddressTable.cs and HostNames.cs into the Basic program. Hostnames.csproj, go.mod, package.json, and tsconfig.json are copied from lesson-7.1 in the Copy Setup; remember, they target net10.0, name the Go module example.com/hostnames after the -replace line, and pin the TypeScript compiler, 7.0.2.</w:t>
       </w:r>
     </w:p>
     <w:p>
@@ -23315,31 +23392,31 @@
       </w:rPr>
     </w:lvl>
   </w:abstractNum>
-  <w:num w:numId="1" w16cid:durableId="271129255">
+  <w:num w:numId="1" w16cid:durableId="511459639">
     <w:abstractNumId w:val="8"/>
   </w:num>
-  <w:num w:numId="2" w16cid:durableId="1896159009">
+  <w:num w:numId="2" w16cid:durableId="971138441">
     <w:abstractNumId w:val="6"/>
   </w:num>
-  <w:num w:numId="3" w16cid:durableId="357511808">
+  <w:num w:numId="3" w16cid:durableId="1640181935">
     <w:abstractNumId w:val="5"/>
   </w:num>
-  <w:num w:numId="4" w16cid:durableId="685133766">
+  <w:num w:numId="4" w16cid:durableId="346489122">
     <w:abstractNumId w:val="4"/>
   </w:num>
-  <w:num w:numId="5" w16cid:durableId="933053467">
+  <w:num w:numId="5" w16cid:durableId="1306474519">
     <w:abstractNumId w:val="7"/>
   </w:num>
-  <w:num w:numId="6" w16cid:durableId="1720938284">
+  <w:num w:numId="6" w16cid:durableId="1429962349">
     <w:abstractNumId w:val="3"/>
   </w:num>
-  <w:num w:numId="7" w16cid:durableId="1967814716">
+  <w:num w:numId="7" w16cid:durableId="433210100">
     <w:abstractNumId w:val="2"/>
   </w:num>
-  <w:num w:numId="8" w16cid:durableId="946232247">
+  <w:num w:numId="8" w16cid:durableId="244147476">
     <w:abstractNumId w:val="1"/>
   </w:num>
-  <w:num w:numId="9" w16cid:durableId="341319597">
+  <w:num w:numId="9" w16cid:durableId="82773928">
     <w:abstractNumId w:val="0"/>
   </w:num>
 </w:numbering>

--- a/Volume 1/Chapter 07 - Networking Basics/SPA_Vol1_Ch7_Lesson7_2_Hostnames.docx
+++ b/Volume 1/Chapter 07 - Networking Basics/SPA_Vol1_Ch7_Lesson7_2_Hostnames.docx
@@ -435,10 +435,11 @@
         <w:pStyle w:val="ListBullet"/>
       </w:pPr>
       <w:r>
-        <w:t>The address table module is 7.1's code, unchanged: only the words that make its main function usable from another file are added (C drops static from classify_address, C++ makes the helpers static so they stay private to their file, C# makes ClassifyAddress public in a static class AddressTable, Go capitalizes its names, and TypeScript adds export); Python needs no change, because every name in a module can be imported. Remember, a module holds the code for one purpose, and the entry file holds main and use</w:t>
-      </w:r>
-      <w:r>
-        <w:t>s it (Lesson 2.10).</w:t>
+        <w:t xml:space="preserve">The address table module is 7.1's code, unchanged: only the words that make its main function usable from another file are added (C drops static from classify_address, C++ makes the helpers static so they stay </w:t>
+      </w:r>
+      <w:r>
+        <w:lastRenderedPageBreak/>
+        <w:t>private to their file, C# makes ClassifyAddress public in a static class AddressTable, Go capitalizes its names, and TypeScript adds export); Python needs no change, because every name in a module can be imported. Remember, a module holds the code for one purpose, and the entry file holds main and uses it (Lesson 2.10).</w:t>
       </w:r>
     </w:p>
     <w:p>
@@ -707,6 +708,7 @@
         <w:pStyle w:val="CommandBlock"/>
       </w:pPr>
       <w:r>
+        <w:lastRenderedPageBreak/>
         <w:t xml:space="preserve">  cpp/basic_hostnames.cpp</w:t>
       </w:r>
     </w:p>
@@ -4229,31 +4231,31 @@
         <w:pStyle w:val="SourceCode"/>
       </w:pPr>
       <w:r>
-        <w:t xml:space="preserve">    // The texts to sort out: six host names, three addresses, then five</w:t>
-      </w:r>
-    </w:p>
-    <w:p>
-      <w:pPr>
-        <w:pStyle w:val="SourceCode"/>
-      </w:pPr>
-      <w:r>
-        <w:t xml:space="preserve">    // texts that are neither. 1.2.3 ends in an all-digit label; my_server</w:t>
-      </w:r>
-    </w:p>
-    <w:p>
-      <w:pPr>
-        <w:pStyle w:val="SourceCode"/>
-      </w:pPr>
-      <w:r>
-        <w:t xml:space="preserve">    // has an underscore; -web.example starts a label with a hyphen;</w:t>
-      </w:r>
-    </w:p>
-    <w:p>
-      <w:pPr>
-        <w:pStyle w:val="SourceCode"/>
-      </w:pPr>
-      <w:r>
-        <w:t xml:space="preserve">    // web..example has an empty label; web.example:443 adds a port.</w:t>
+        <w:t xml:space="preserve">    // Six host names, three addresses, then five texts that are neither:</w:t>
+      </w:r>
+    </w:p>
+    <w:p>
+      <w:pPr>
+        <w:pStyle w:val="SourceCode"/>
+      </w:pPr>
+      <w:r>
+        <w:t xml:space="preserve">    // 1.2.3 ends in an all-digit label; my_server has an underscore;</w:t>
+      </w:r>
+    </w:p>
+    <w:p>
+      <w:pPr>
+        <w:pStyle w:val="SourceCode"/>
+      </w:pPr>
+      <w:r>
+        <w:t xml:space="preserve">    // -web.example starts a label with a hyphen; web..example has an empty</w:t>
+      </w:r>
+    </w:p>
+    <w:p>
+      <w:pPr>
+        <w:pStyle w:val="SourceCode"/>
+      </w:pPr>
+      <w:r>
+        <w:t xml:space="preserve">    // label; web.example:443 adds a port. Remember, sizeof counts the items.</w:t>
       </w:r>
     </w:p>
     <w:p>
@@ -18500,7 +18502,7 @@
         <w:pStyle w:val="SourceCode"/>
       </w:pPr>
       <w:r>
-        <w:t xml:space="preserve">    7.3); anything else gives an Error line on the error stream."""</w:t>
+        <w:t xml:space="preserve">    7.3); anything else, an Error line. Remember, side-by-side f-strings join."""</w:t>
       </w:r>
     </w:p>
     <w:p>
@@ -22770,7 +22772,7 @@
     </w:p>
     <w:p>
       <w:r>
-        <w:t>The Network Diagnostic Utility, this chapter's project, asks for a host and does nothing until the text passes the checks of this lesson: classify_address first, so an address is used as it is, then is_valid_hostname, so only a well-formed name is looked up or passed to a command. It copies both modules from this lesson, as Lessons 7.3 to 7.11 do.</w:t>
+        <w:t>The Network Diagnostic Utility, this chapter's project, asks for a host and does nothing until the text passes the checks of this lesson: classify_address first, so an address is never looked up, then is_valid_hostname, so only a well-formed name is looked up or passed to a command. It copies both modules from this lesson, as Lessons 7.3 to 7.11 do.</w:t>
       </w:r>
     </w:p>
     <w:p>
@@ -23392,31 +23394,31 @@
       </w:rPr>
     </w:lvl>
   </w:abstractNum>
-  <w:num w:numId="1" w16cid:durableId="511459639">
+  <w:num w:numId="1" w16cid:durableId="662853193">
     <w:abstractNumId w:val="8"/>
   </w:num>
-  <w:num w:numId="2" w16cid:durableId="971138441">
+  <w:num w:numId="2" w16cid:durableId="184095536">
     <w:abstractNumId w:val="6"/>
   </w:num>
-  <w:num w:numId="3" w16cid:durableId="1640181935">
+  <w:num w:numId="3" w16cid:durableId="898397597">
     <w:abstractNumId w:val="5"/>
   </w:num>
-  <w:num w:numId="4" w16cid:durableId="346489122">
+  <w:num w:numId="4" w16cid:durableId="360398151">
     <w:abstractNumId w:val="4"/>
   </w:num>
-  <w:num w:numId="5" w16cid:durableId="1306474519">
+  <w:num w:numId="5" w16cid:durableId="1246915757">
     <w:abstractNumId w:val="7"/>
   </w:num>
-  <w:num w:numId="6" w16cid:durableId="1429962349">
+  <w:num w:numId="6" w16cid:durableId="225845323">
     <w:abstractNumId w:val="3"/>
   </w:num>
-  <w:num w:numId="7" w16cid:durableId="433210100">
+  <w:num w:numId="7" w16cid:durableId="848717017">
     <w:abstractNumId w:val="2"/>
   </w:num>
-  <w:num w:numId="8" w16cid:durableId="244147476">
+  <w:num w:numId="8" w16cid:durableId="644815322">
     <w:abstractNumId w:val="1"/>
   </w:num>
-  <w:num w:numId="9" w16cid:durableId="82773928">
+  <w:num w:numId="9" w16cid:durableId="1040400739">
     <w:abstractNumId w:val="0"/>
   </w:num>
 </w:numbering>
